--- a/Serius Proposal/[IMPORTANT] - Proposals.docx
+++ b/Serius Proposal/[IMPORTANT] - Proposals.docx
@@ -18,14 +18,12 @@
         <w:rPr>
           <w:b/>
           <w:bCs/>
-          <w:lang w:val="es-PE"/>
-        </w:rPr>
-      </w:pPr>
-      <w:r>
-        <w:rPr>
-          <w:b/>
-          <w:bCs/>
-          <w:lang w:val="es-PE"/>
+        </w:rPr>
+      </w:pPr>
+      <w:r>
+        <w:rPr>
+          <w:b/>
+          <w:bCs/>
         </w:rPr>
         <w:t>Propuestas</w:t>
       </w:r>
@@ -33,9 +31,6 @@
     <w:p>
       <w:pPr>
         <w:pStyle w:val="NoSpacing"/>
-        <w:rPr>
-          <w:lang w:val="es-PE"/>
-        </w:rPr>
       </w:pPr>
     </w:p>
     <w:p>
@@ -53,7 +48,6 @@
           <w:b/>
           <w:bCs/>
           <w:color w:val="7030A0"/>
-          <w:lang w:val="es-PE"/>
         </w:rPr>
         <w:t>a)</w:t>
       </w:r>
@@ -64,56 +58,109 @@
           <w:bCs/>
           <w:color w:val="7030A0"/>
         </w:rPr>
-        <w:t xml:space="preserve"> </w:t>
-      </w:r>
-      <w:r>
+        <w:t xml:space="preserve"> [Trabajo principal]</w:t>
+      </w:r>
+    </w:p>
+    <w:p>
+      <w:pPr>
+        <w:pStyle w:val="NoSpacing"/>
         <w:rPr>
           <w:rFonts w:cs="Arial"/>
+        </w:rPr>
+      </w:pPr>
+      <w:r>
+        <w:t>Title: “</w:t>
+      </w:r>
+      <w:r>
+        <w:rPr>
+          <w:rFonts w:cs="Arial"/>
+        </w:rPr>
+        <w:t>Physics-Informed Machine Learning for Robust 3D Optical Wireless Positioning in Non-Lambertian Channels</w:t>
+      </w:r>
+      <w:r>
+        <w:rPr>
+          <w:rFonts w:cs="Arial"/>
+        </w:rPr>
+        <w:t>”.</w:t>
+      </w:r>
+    </w:p>
+    <w:p>
+      <w:pPr>
+        <w:pStyle w:val="NoSpacing"/>
+        <w:rPr>
+          <w:lang w:val="es-PE"/>
+        </w:rPr>
+      </w:pPr>
+      <w:r>
+        <w:rPr>
+          <w:lang w:val="es-PE"/>
+        </w:rPr>
+        <w:t xml:space="preserve">Status: Trabajando en la implementación con el objetivo de tener la base de datos. </w:t>
+      </w:r>
+    </w:p>
+    <w:p>
+      <w:pPr>
+        <w:pStyle w:val="NoSpacing"/>
+        <w:rPr>
+          <w:lang w:val="es-PE"/>
+        </w:rPr>
+      </w:pPr>
+    </w:p>
+    <w:p>
+      <w:pPr>
+        <w:pStyle w:val="NoSpacing"/>
+        <w:rPr>
           <w:b/>
           <w:bCs/>
           <w:color w:val="7030A0"/>
-        </w:rPr>
-        <w:t>[Trabajo principal]</w:t>
-      </w:r>
-    </w:p>
-    <w:p>
-      <w:pPr>
-        <w:pStyle w:val="NoSpacing"/>
-        <w:rPr>
-          <w:rFonts w:cs="Arial"/>
-        </w:rPr>
-      </w:pPr>
-      <w:r>
-        <w:rPr>
-          <w:lang w:val="es-PE"/>
-        </w:rPr>
+          <w:lang w:val="es-PE"/>
+        </w:rPr>
+      </w:pPr>
+      <w:r>
+        <w:rPr>
+          <w:b/>
+          <w:bCs/>
+          <w:color w:val="7030A0"/>
+          <w:lang w:val="es-PE"/>
+        </w:rPr>
+        <w:t xml:space="preserve">b) </w:t>
+      </w:r>
+      <w:r>
+        <w:rPr>
+          <w:b/>
+          <w:bCs/>
+          <w:color w:val="7030A0"/>
+          <w:lang w:val="es-PE"/>
+        </w:rPr>
+        <w:t>[ Colaboración interna (LISV: Amel) ]</w:t>
+      </w:r>
+    </w:p>
+    <w:p>
+      <w:pPr>
+        <w:pStyle w:val="NoSpacing"/>
+      </w:pPr>
+      <w:r>
         <w:t>Title: “</w:t>
       </w:r>
       <w:r>
-        <w:rPr>
-          <w:rFonts w:cs="Arial"/>
-        </w:rPr>
-        <w:t>Physics-Informed Machine Learning for Robust 3D Optical Wireless Positioning in Non-Lambertian Channels</w:t>
-      </w:r>
-      <w:r>
-        <w:rPr>
-          <w:rFonts w:cs="Arial"/>
-        </w:rPr>
-        <w:t>”.</w:t>
-      </w:r>
-    </w:p>
-    <w:p>
-      <w:pPr>
-        <w:pStyle w:val="NoSpacing"/>
-        <w:rPr>
-          <w:lang w:val="es-PE"/>
-        </w:rPr>
-      </w:pPr>
-      <w:r>
-        <w:rPr>
-          <w:lang w:val="es-PE"/>
-        </w:rPr>
-        <w:t xml:space="preserve">Status: Trabajando en la implementación con el objetivo de tener la base de datos. </w:t>
+        <w:t>Optical 2D beamsteering based on liquid lenses using Machine Learning</w:t>
+      </w:r>
+      <w:r>
+        <w:t>”</w:t>
+      </w:r>
+    </w:p>
+    <w:p>
+      <w:pPr>
+        <w:pStyle w:val="NoSpacing"/>
+        <w:rPr>
+          <w:lang w:val="es-PE"/>
+        </w:rPr>
+      </w:pPr>
+      <w:r>
+        <w:rPr>
+          <w:lang w:val="es-PE"/>
+        </w:rPr>
+        <w:t>Status: Al pendiente de la data que registre Amel para anlizarlo mediante neural networks.</w:t>
       </w:r>
     </w:p>
     <w:p>
@@ -141,7 +188,7 @@
           <w:color w:val="7030A0"/>
           <w:lang w:val="es-PE"/>
         </w:rPr>
-        <w:t xml:space="preserve">b) </w:t>
+        <w:t xml:space="preserve">c) </w:t>
       </w:r>
       <w:r>
         <w:rPr>
@@ -150,47 +197,56 @@
           <w:color w:val="7030A0"/>
           <w:lang w:val="es-PE"/>
         </w:rPr>
-        <w:t>[ Colaboración interna (LISV: Amel) ]</w:t>
-      </w:r>
-    </w:p>
-    <w:p>
-      <w:pPr>
-        <w:pStyle w:val="NoSpacing"/>
-        <w:rPr>
-          <w:lang w:val="es-PE"/>
-        </w:rPr>
-      </w:pPr>
-      <w:r>
-        <w:rPr>
-          <w:lang w:val="es-PE"/>
-        </w:rPr>
+        <w:t>[Colaboración externa (XXXXXX)]</w:t>
+      </w:r>
+      <w:r>
+        <w:rPr>
+          <w:b/>
+          <w:bCs/>
+          <w:color w:val="7030A0"/>
+          <w:lang w:val="es-PE"/>
+        </w:rPr>
+        <w:t xml:space="preserve"> [GLO</w:t>
+      </w:r>
+      <w:r>
+        <w:rPr>
+          <w:b/>
+          <w:bCs/>
+          <w:color w:val="7030A0"/>
+          <w:lang w:val="es-PE"/>
+        </w:rPr>
+        <w:t>BECOM 2026, Apr 15]</w:t>
+      </w:r>
+    </w:p>
+    <w:p>
+      <w:pPr>
+        <w:pStyle w:val="NoSpacing"/>
+      </w:pPr>
+      <w:r>
         <w:t>Title: “</w:t>
       </w:r>
       <w:r>
-        <w:rPr>
-          <w:lang w:val="es-PE"/>
-        </w:rPr>
-        <w:t>Optical 2D beamsteering based on liquid lenses using Machine Learning</w:t>
-      </w:r>
-      <w:r>
-        <w:rPr>
-          <w:lang w:val="es-PE"/>
-        </w:rPr>
+        <w:t>Cooperative Multi-Anchor Beam-Steering for Uniform 3D Positioning</w:t>
+      </w:r>
+      <w:r>
         <w:t>”</w:t>
       </w:r>
-    </w:p>
-    <w:p>
-      <w:pPr>
-        <w:pStyle w:val="NoSpacing"/>
-        <w:rPr>
-          <w:lang w:val="es-PE"/>
-        </w:rPr>
-      </w:pPr>
-      <w:r>
-        <w:rPr>
-          <w:lang w:val="es-PE"/>
-        </w:rPr>
-        <w:t>Status: Al pendiente de la data que registre Amel para anlizarlo mediante neural networks.</w:t>
+      <w:r>
+        <w:t xml:space="preserve"> + OWC</w:t>
+      </w:r>
+    </w:p>
+    <w:p>
+      <w:pPr>
+        <w:pStyle w:val="NoSpacing"/>
+        <w:rPr>
+          <w:lang w:val="es-PE"/>
+        </w:rPr>
+      </w:pPr>
+      <w:r>
+        <w:rPr>
+          <w:lang w:val="es-PE"/>
+        </w:rPr>
+        <w:t>Status: Propuesta enviada a Bastien. Interesante para colaboraciones.</w:t>
       </w:r>
     </w:p>
     <w:p>
@@ -208,7 +264,6 @@
           <w:b/>
           <w:bCs/>
           <w:color w:val="7030A0"/>
-          <w:lang w:val="es-PE"/>
         </w:rPr>
       </w:pPr>
       <w:r>
@@ -216,184 +271,80 @@
           <w:b/>
           <w:bCs/>
           <w:color w:val="7030A0"/>
-          <w:lang w:val="es-PE"/>
-        </w:rPr>
-        <w:t>c</w:t>
-      </w:r>
+        </w:rPr>
+        <w:t xml:space="preserve">d) </w:t>
+      </w:r>
+      <w:bookmarkStart w:id="0" w:name="_Hlk216040359"/>
       <w:r>
         <w:rPr>
           <w:b/>
           <w:bCs/>
           <w:color w:val="7030A0"/>
-          <w:lang w:val="es-PE"/>
-        </w:rPr>
-        <w:t xml:space="preserve">) </w:t>
+        </w:rPr>
+        <w:t>[</w:t>
       </w:r>
       <w:r>
         <w:rPr>
           <w:b/>
           <w:bCs/>
           <w:color w:val="7030A0"/>
-          <w:lang w:val="es-PE"/>
-        </w:rPr>
-        <w:t>[Colaboración externa (XXXXXX)]</w:t>
-      </w:r>
-    </w:p>
-    <w:p>
-      <w:pPr>
-        <w:pStyle w:val="NoSpacing"/>
-        <w:rPr>
-          <w:lang w:val="es-PE"/>
-        </w:rPr>
-      </w:pPr>
-      <w:r>
-        <w:rPr>
-          <w:lang w:val="es-PE"/>
-        </w:rPr>
+        </w:rPr>
+        <w:t>CSNDSP 2026</w:t>
+      </w:r>
+      <w:r>
+        <w:rPr>
+          <w:b/>
+          <w:bCs/>
+          <w:color w:val="7030A0"/>
+        </w:rPr>
+        <w:t>]</w:t>
+      </w:r>
+      <w:r>
+        <w:rPr>
+          <w:b/>
+          <w:bCs/>
+          <w:color w:val="7030A0"/>
+        </w:rPr>
+        <w:t xml:space="preserve"> (Ja</w:t>
+      </w:r>
+      <w:r>
+        <w:rPr>
+          <w:b/>
+          <w:bCs/>
+          <w:color w:val="7030A0"/>
+        </w:rPr>
+        <w:t>n 31)</w:t>
+      </w:r>
+    </w:p>
+    <w:p>
+      <w:pPr>
+        <w:pStyle w:val="NoSpacing"/>
+      </w:pPr>
+      <w:r>
         <w:t>Title: “</w:t>
       </w:r>
       <w:r>
-        <w:rPr>
-          <w:lang w:val="es-PE"/>
-        </w:rPr>
-        <w:t>Cooperative Multi-Anchor Beam-Steering for Uniform 3D Positioning</w:t>
-      </w:r>
-      <w:r>
-        <w:rPr>
-          <w:lang w:val="es-PE"/>
-        </w:rPr>
+        <w:t>Beyond GDOP: Assessing the Impact of Non-Lambertian Emission Profile Mismatch in Multi-Fixed LED VLP Systems</w:t>
+      </w:r>
+      <w:bookmarkEnd w:id="0"/>
+      <w:r>
         <w:t>”</w:t>
       </w:r>
     </w:p>
     <w:p>
       <w:pPr>
         <w:pStyle w:val="NoSpacing"/>
-        <w:rPr>
-          <w:lang w:val="es-PE"/>
-        </w:rPr>
-      </w:pPr>
-      <w:r>
-        <w:rPr>
-          <w:lang w:val="es-PE"/>
-        </w:rPr>
-        <w:t>Status: Propuesta enviada a Bastien. Interesante para colaboraciones.</w:t>
-      </w:r>
-    </w:p>
-    <w:p>
-      <w:pPr>
-        <w:pStyle w:val="NoSpacing"/>
-        <w:rPr>
-          <w:lang w:val="es-PE"/>
-        </w:rPr>
-      </w:pPr>
-    </w:p>
-    <w:p>
-      <w:pPr>
-        <w:pStyle w:val="NoSpacing"/>
-        <w:rPr>
-          <w:b/>
-          <w:bCs/>
-          <w:color w:val="7030A0"/>
-          <w:lang w:val="es-PE"/>
-        </w:rPr>
-      </w:pPr>
-      <w:r>
-        <w:rPr>
-          <w:b/>
-          <w:bCs/>
-          <w:color w:val="7030A0"/>
-          <w:lang w:val="es-PE"/>
-        </w:rPr>
-        <w:t xml:space="preserve">d) </w:t>
-      </w:r>
-      <w:bookmarkStart w:id="0" w:name="_Hlk216040359"/>
-      <w:r>
-        <w:rPr>
-          <w:b/>
-          <w:bCs/>
-          <w:color w:val="7030A0"/>
-          <w:lang w:val="es-PE"/>
-        </w:rPr>
-        <w:t>[Para congreso]</w:t>
-      </w:r>
-    </w:p>
-    <w:p>
-      <w:pPr>
-        <w:pStyle w:val="NoSpacing"/>
-        <w:rPr>
-          <w:lang w:val="es-PE"/>
-        </w:rPr>
-      </w:pPr>
-      <w:r>
-        <w:rPr>
-          <w:lang w:val="es-PE"/>
-        </w:rPr>
-        <w:t>Title: “</w:t>
-      </w:r>
-      <w:r>
-        <w:rPr>
-          <w:lang w:val="es-PE"/>
-        </w:rPr>
-        <w:t>Beyond GDOP: Assessing the Impact of Non-Lambertian Emission Profile Mismatch in Multi-Fixed LED VLP Systems</w:t>
-      </w:r>
-      <w:bookmarkEnd w:id="0"/>
-      <w:r>
-        <w:rPr>
-          <w:lang w:val="es-PE"/>
-        </w:rPr>
-        <w:t>”</w:t>
-      </w:r>
-    </w:p>
-    <w:p>
-      <w:pPr>
-        <w:pStyle w:val="NoSpacing"/>
-        <w:rPr>
-          <w:lang w:val="es-PE"/>
-        </w:rPr>
-      </w:pPr>
-      <w:r>
-        <w:rPr>
-          <w:lang w:val="es-PE"/>
-        </w:rPr>
+      </w:pPr>
+      <w:r>
         <w:t>or</w:t>
       </w:r>
     </w:p>
     <w:p>
       <w:pPr>
         <w:pStyle w:val="NoSpacing"/>
-        <w:rPr>
-          <w:lang w:val="es-PE"/>
-        </w:rPr>
-      </w:pPr>
-      <w:r>
-        <w:rPr>
-          <w:lang w:val="es-PE"/>
-        </w:rPr>
-        <w:t>Title: “</w:t>
-      </w:r>
-      <w:r>
-        <w:rPr>
-          <w:lang w:val="es-PE"/>
-        </w:rPr>
-        <w:t>The Lambertian Assumption Limit: Quantifying Systematic Model Mismatch</w:t>
-      </w:r>
-      <w:r>
-        <w:rPr>
-          <w:lang w:val="es-PE"/>
-        </w:rPr>
-        <w:t xml:space="preserve"> </w:t>
-      </w:r>
-      <w:r>
-        <w:rPr>
-          <w:lang w:val="es-PE"/>
-        </w:rPr>
-        <w:t>Errors in MFL Visible Light Positioning</w:t>
-      </w:r>
-      <w:r>
-        <w:rPr>
-          <w:lang w:val="es-PE"/>
-        </w:rPr>
-        <w:t>”</w:t>
+      </w:pPr>
+      <w:r>
+        <w:t>Title: “The Lambertian Assumption Limit: Quantifying Systematic Model Mismatch Errors in MFL Visible Light Positioning”</w:t>
       </w:r>
     </w:p>
     <w:p>
@@ -1160,7 +1111,6 @@
   <w:style w:type="character" w:default="1" w:styleId="DefaultParagraphFont">
     <w:name w:val="Default Paragraph Font"/>
     <w:uiPriority w:val="1"/>
-    <w:semiHidden/>
     <w:unhideWhenUsed/>
   </w:style>
   <w:style w:type="table" w:default="1" w:styleId="TableNormal">
